--- a/TS-Kramam/TS-1.4/TS 1.4 Tamil Krama Paatam Corrections.docx
+++ b/TS-Kramam/TS-1.4/TS 1.4 Tamil Krama Paatam Corrections.docx
@@ -112,7 +112,27 @@
           <w:szCs w:val="32"/>
           <w:u w:val="single"/>
         </w:rPr>
-        <w:t>31st Jan 2026</w:t>
+        <w:t xml:space="preserve">31st </w:t>
+      </w:r>
+      <w:r>
+        <w:rPr>
+          <w:b/>
+          <w:bCs/>
+          <w:sz w:val="32"/>
+          <w:szCs w:val="32"/>
+          <w:u w:val="single"/>
+        </w:rPr>
+        <w:t>May</w:t>
+      </w:r>
+      <w:r>
+        <w:rPr>
+          <w:b/>
+          <w:bCs/>
+          <w:sz w:val="32"/>
+          <w:szCs w:val="32"/>
+          <w:u w:val="single"/>
+        </w:rPr>
+        <w:t xml:space="preserve"> 2026</w:t>
       </w:r>
     </w:p>
     <w:p>
@@ -10204,9 +10224,16 @@
           <w:szCs w:val="32"/>
           <w:u w:val="single"/>
         </w:rPr>
-        <w:t>============</w:t>
+        <w:t>==========</w:t>
       </w:r>
-      <w:r>
+    </w:p>
+    <w:p>
+      <w:pPr>
+        <w:autoSpaceDE w:val="0"/>
+        <w:autoSpaceDN w:val="0"/>
+        <w:adjustRightInd w:val="0"/>
+        <w:spacing w:before="0" w:line="240" w:lineRule="auto"/>
+        <w:ind w:left="-709" w:right="119"/>
         <w:rPr>
           <w:b/>
           <w:bCs/>
@@ -10214,8 +10241,7 @@
           <w:szCs w:val="32"/>
           <w:u w:val="single"/>
         </w:rPr>
-        <w:br w:type="page"/>
-      </w:r>
+      </w:pPr>
     </w:p>
     <w:p>
       <w:pPr>
@@ -10236,7 +10262,6 @@
           <w:szCs w:val="32"/>
           <w:u w:val="single"/>
         </w:rPr>
-        <w:lastRenderedPageBreak/>
         <w:t xml:space="preserve">TS </w:t>
       </w:r>
       <w:r>
@@ -11878,6 +11903,7 @@
                 <w:szCs w:val="28"/>
                 <w:lang w:val="en-IN" w:eastAsia="en-IN" w:bidi="ml-IN"/>
               </w:rPr>
+              <w:lastRenderedPageBreak/>
               <w:t>T.S.1.4.31.1</w:t>
             </w:r>
             <w:r>
@@ -13510,7 +13536,6 @@
                 <w:szCs w:val="28"/>
                 <w:lang w:val="en-IN" w:eastAsia="en-IN" w:bidi="ml-IN"/>
               </w:rPr>
-              <w:lastRenderedPageBreak/>
               <w:t xml:space="preserve">T.S.1.4.43.2 - </w:t>
             </w:r>
           </w:p>
@@ -14318,8 +14343,8 @@
                 <w:rFonts w:ascii="Latha" w:hAnsi="Latha" w:cs="Latha" w:hint="cs"/>
                 <w:b/>
                 <w:bCs/>
-                <w:sz w:val="48"/>
-                <w:szCs w:val="48"/>
+                <w:sz w:val="28"/>
+                <w:szCs w:val="28"/>
                 <w:cs/>
                 <w:lang w:bidi="ta-IN"/>
               </w:rPr>
@@ -14330,8 +14355,8 @@
                 <w:rFonts w:ascii="Latha" w:hAnsi="Latha" w:cs="Latha" w:hint="cs"/>
                 <w:b/>
                 <w:bCs/>
-                <w:sz w:val="48"/>
-                <w:szCs w:val="48"/>
+                <w:sz w:val="28"/>
+                <w:szCs w:val="28"/>
                 <w:highlight w:val="yellow"/>
                 <w:cs/>
                 <w:lang w:bidi="ta-IN"/>
@@ -14343,8 +14368,8 @@
                 <w:rFonts w:ascii="Latha" w:hAnsi="Latha" w:cs="Latha" w:hint="cs"/>
                 <w:b/>
                 <w:bCs/>
-                <w:sz w:val="48"/>
-                <w:szCs w:val="48"/>
+                <w:sz w:val="28"/>
+                <w:szCs w:val="28"/>
                 <w:cs/>
                 <w:lang w:bidi="ta-IN"/>
               </w:rPr>
@@ -14355,8 +14380,8 @@
                 <w:rFonts w:ascii="Latha" w:hAnsi="Latha" w:cs="Latha"/>
                 <w:b/>
                 <w:bCs/>
-                <w:sz w:val="48"/>
-                <w:szCs w:val="48"/>
+                <w:sz w:val="28"/>
+                <w:szCs w:val="28"/>
                 <w:cs/>
                 <w:lang w:bidi="ta-IN"/>
               </w:rPr>
@@ -14388,8 +14413,8 @@
                 <w:rFonts w:ascii="Latha" w:hAnsi="Latha" w:cs="Latha" w:hint="cs"/>
                 <w:b/>
                 <w:bCs/>
-                <w:sz w:val="48"/>
-                <w:szCs w:val="48"/>
+                <w:sz w:val="28"/>
+                <w:szCs w:val="28"/>
                 <w:cs/>
                 <w:lang w:bidi="ta-IN"/>
               </w:rPr>
@@ -14401,8 +14426,8 @@
                 <w:b/>
                 <w:bCs/>
                 <w:position w:val="-12"/>
-                <w:sz w:val="48"/>
-                <w:szCs w:val="48"/>
+                <w:sz w:val="28"/>
+                <w:szCs w:val="28"/>
                 <w:highlight w:val="yellow"/>
                 <w:cs/>
                 <w:lang w:bidi="ta-IN"/>
@@ -14414,8 +14439,8 @@
                 <w:rFonts w:ascii="Latha" w:hAnsi="Latha" w:cs="Latha" w:hint="cs"/>
                 <w:b/>
                 <w:bCs/>
-                <w:sz w:val="48"/>
-                <w:szCs w:val="48"/>
+                <w:sz w:val="28"/>
+                <w:szCs w:val="28"/>
                 <w:cs/>
                 <w:lang w:bidi="ta-IN"/>
               </w:rPr>
@@ -14426,8 +14451,8 @@
                 <w:rFonts w:ascii="Latha" w:hAnsi="Latha" w:cs="Latha"/>
                 <w:b/>
                 <w:bCs/>
-                <w:sz w:val="48"/>
-                <w:szCs w:val="48"/>
+                <w:sz w:val="28"/>
+                <w:szCs w:val="28"/>
                 <w:cs/>
                 <w:lang w:bidi="ta-IN"/>
               </w:rPr>
@@ -14463,6 +14488,7 @@
                 <w:sz w:val="28"/>
                 <w:szCs w:val="28"/>
               </w:rPr>
+              <w:lastRenderedPageBreak/>
               <w:t xml:space="preserve">TS 1.4.15.1 </w:t>
             </w:r>
           </w:p>
@@ -15907,7 +15933,6 @@
                 <w:sz w:val="28"/>
                 <w:szCs w:val="28"/>
               </w:rPr>
-              <w:lastRenderedPageBreak/>
               <w:t xml:space="preserve">TS 1.4.38.1 </w:t>
             </w:r>
           </w:p>
@@ -16811,6 +16836,7 @@
       <w:tab/>
       <w:t xml:space="preserve"> </w:t>
     </w:r>
+    <w:proofErr w:type="gramStart"/>
     <w:r>
       <w:tab/>
     </w:r>
@@ -16820,6 +16846,7 @@
     <w:r>
       <w:tab/>
     </w:r>
+    <w:proofErr w:type="gramEnd"/>
     <w:r>
       <w:tab/>
     </w:r>
